--- a/assets/cases/Meridian_Campaign_Electoral_Map_Case.docx
+++ b/assets/cases/Meridian_Campaign_Electoral_Map_Case.docx
@@ -70,28 +70,18 @@
     </w:p>
     <w:p>
       <w:r>
-        <w:t xml:space="preserve">The campaign had enough money to remain competitive, but not enough to pursue every opportunity. Meridian's committee held $138 million in cash. Finance staff expected another $52 million before Election Day, but the forecast depended on donor </w:t>
+        <w:t>The campaign had enough money to remain competitive, but not enough to pursue every opportunity. Meridian's committee held $138 million in cash. Finance staff expected another $52 million before Election Day, but the forecast depended on donor response to messages, debates, news events, and the campaign's standing in national polls. Existing payroll, travel, convention obligations, legal costs, and advertising reservations already</w:t>
       </w:r>
-      <w:proofErr w:type="gramStart"/>
-      <w:r>
-        <w:t>response</w:t>
-      </w:r>
-      <w:proofErr w:type="gramEnd"/>
-      <w:r>
-        <w:t xml:space="preserve"> to messages, debates, news events, and the campaign's standing in national polls. Existing payroll, travel, convention obligations, legal costs, and advertising reservations </w:t>
-      </w:r>
-      <w:proofErr w:type="gramStart"/>
-      <w:r>
-        <w:t>already</w:t>
-      </w:r>
-      <w:proofErr w:type="gramEnd"/>
       <w:r>
         <w:t xml:space="preserve"> committed $96 million. State directors were seeking another $84 million for field offices, organizers, data services, polling, voter contact, and election-day operations.</w:t>
       </w:r>
     </w:p>
     <w:p>
       <w:r>
-        <w:t>Chen had been told to present a final resource plan within forty-eight hours. The candidate wanted to campaign in all seven contested states. The advertising team wanted to reserve television and streaming inventory before prices rose. The field director argued that late hiring would waste the advantage of volunteers already signing up. The polling director wanted larger samples and more frequent surveys after the campaign's internal estimates had moved sharply twice in three weeks. The finance director warned that the campaign could not spend money it merely hoped to raise.</w:t>
+        <w:t>Chen had been told to present a final resource plan within forty-eight hours. The candidate wanted to campaign in all seven contested states. The advertising team wanted to reserve television and streaming inventory before prices rose. The field director argued that late hiring would waste the advantage of volunteers already signing up. The polling director wanted larger samples and more frequent surveys after the campaign's internal estimates had moved sharply twice in three weeks. The finance director war</w:t>
+      </w:r>
+      <w:r>
+        <w:t>ned that the campaign could not spend money it merely hoped to raise.</w:t>
       </w:r>
     </w:p>
     <w:p>
@@ -1130,15 +1120,7 @@
         <w:pStyle w:val="SourceNoteText"/>
       </w:pPr>
       <w:r>
-        <w:t xml:space="preserve">Note: Internal polling estimates are fictional. Percentages may not </w:t>
-      </w:r>
-      <w:proofErr w:type="gramStart"/>
-      <w:r>
-        <w:t>sum</w:t>
-      </w:r>
-      <w:proofErr w:type="gramEnd"/>
-      <w:r>
-        <w:t xml:space="preserve"> to 100 because of rounding.</w:t>
+        <w:t>Note: Internal polling estimates are fictional. Percentages may not sum to 100 because of rounding.</w:t>
       </w:r>
     </w:p>
     <w:p>
@@ -1152,17 +1134,26 @@
     </w:p>
     <w:p>
       <w:r>
-        <w:t>The popular vote shaped the campaign's public narrative, but the Electoral College determined the winner. Recent history reinforced the importance of narrow state margins. In 2020, fewer than 43,000 votes across Arizona, Georgia, and Wisconsin separated the winner from losing those three states. In 2024, the seven most closely watched battleground states carried 93 electoral votes. Six were decided by margins of approximately one to three percentage points, while Arizona's margin was larger. A national shift of one point could produce very different state outcomes depending on turnout, candidate appeal, and local issues.</w:t>
+        <w:t>The popular vote shaped the campaign's public narrative, but the Electoral College determined the winner. Recent history reinforced the importance of narrow state margins. In 2020, fewer than 43,000 votes across Arizona, Georgia, and Wisconsin separated the winner from losing those three states. In 2024, the seven most closely watched battleground states carried 93 electoral votes. Six were decided by margins of approximately one to three percentage points, while Arizona's margin was larger. A national shif</w:t>
+      </w:r>
+      <w:r>
+        <w:t>t of one point could produce very different state outcomes depending on turnout, candidate appeal, and local issues.</w:t>
       </w:r>
     </w:p>
     <w:p>
       <w:r>
-        <w:t>The electorate itself was large and heterogeneous. The Census Bureau estimated that 174 million citizens of voting age were registered in 2024 and 154 million voted, a turnout rate of 65.3 percent. Voting methods differed substantially: about 40 percent voted in person on Election Day, 31 percent voted early in person, and 29 percent voted by mail. Turnout also varied by age, education, geography, and other characteristics. For Chen, this meant that persuasion, registration, early-vote mobilization, mail-ballot support, and Election Day operations could not be treated as a single activity.</w:t>
+        <w:t>The electorate itself was large and heterogeneous. The Census Bureau estimated that 174 million citizens of voting age were registered in 2024 and 154 million voted, a turnout rate of 65.3 percent. Voting methods differed substantially: about 40 percent voted in person on Election Day, 31 percent voted early in person, and 29 percent voted by mail. Turnout also varied by age, education, geography, and other characteristics. For Chen, this meant that persuasion, registration, early-vote mobilization, mail-ba</w:t>
+      </w:r>
+      <w:r>
+        <w:t>llot support, and Election Day operations could not be treated as a single activity.</w:t>
       </w:r>
     </w:p>
     <w:p>
       <w:r>
-        <w:t>Meridian's coalition combined college-educated suburban voters, younger voters, union households, and growing metropolitan communities. Reed led among rural voters, older non-college voters, and several groups concentrated in smaller towns. Neither coalition was uniform. Meridian polled well with younger voters on housing costs but poorly on confidence in the economy. Reed led on border security and inflation but faced unfavorable ratings among suburban women. The campaign's research team believed that the undecided population included both genuinely persuadable voters and people unlikely to vote.</w:t>
+        <w:t xml:space="preserve">Meridian's coalition combined college-educated suburban voters, younger voters, union households, and growing metropolitan communities. Reed led among rural voters, older non-college voters, and several groups concentrated in smaller towns. Neither coalition was uniform. Meridian polled well with younger voters on housing costs but poorly on confidence in the economy. Reed led on border security and inflation but faced unfavorable ratings among suburban women. The campaign's research team believed that the </w:t>
+      </w:r>
+      <w:r>
+        <w:t>undecided population included both genuinely persuadable voters and people unlikely to vote.</w:t>
       </w:r>
     </w:p>
     <w:p>
@@ -1175,13 +1166,8 @@
     </w:p>
     <w:p>
       <w:r>
-        <w:t xml:space="preserve">The candidate could make only so many appearances. Security, flight time, preparation, media interviews, and fundraising limited Meridian to roughly sixteen major public events per week. A rally could generate local news and volunteer energy, but its effect depended on attendance and coverage. </w:t>
+        <w:t>The candidate could make only so many appearances. Security, flight time, preparation, media interviews, and fundraising limited Meridian to roughly sixteen major public events per week. A rally could generate local news and volunteer energy, but its effect depended on attendance and coverage. A policy</w:t>
       </w:r>
-      <w:proofErr w:type="gramStart"/>
-      <w:r>
-        <w:t>A policy</w:t>
-      </w:r>
-      <w:proofErr w:type="gramEnd"/>
       <w:r>
         <w:t xml:space="preserve"> speech might shift perceptions among a narrow audience while attracting little attention elsewhere. A national interview could reach millions but surrender control over the questions. Fundraisers produced cash but consumed time that could otherwise be spent in contested states.</w:t>
       </w:r>
@@ -1738,23 +1724,7 @@
     </w:p>
     <w:p>
       <w:r>
-        <w:t xml:space="preserve">The communications team divided the remaining campaign into three phases: define Meridian's economic program, contrast Meridian with Reed, and mobilize supporters. The disagreement was over timing and channel. Television still reached large audiences, especially older voters, but prices were increasing as campaigns and outside groups reserved scarce inventory. Streaming video allowed more geographic and demographic targeting, although </w:t>
-      </w:r>
-      <w:proofErr w:type="gramStart"/>
-      <w:r>
-        <w:t>measurement</w:t>
-      </w:r>
-      <w:proofErr w:type="gramEnd"/>
-      <w:r>
-        <w:t xml:space="preserve"> across platforms </w:t>
-      </w:r>
-      <w:proofErr w:type="gramStart"/>
-      <w:r>
-        <w:t>was</w:t>
-      </w:r>
-      <w:proofErr w:type="gramEnd"/>
-      <w:r>
-        <w:t xml:space="preserve"> inconsistent. Search advertising </w:t>
+        <w:t xml:space="preserve">The communications team divided the remaining campaign into three phases: define Meridian's economic program, contrast Meridian with Reed, and mobilize supporters. The disagreement was over timing and channel. Television still reached large audiences, especially older voters, but prices were increasing as campaigns and outside groups reserved scarce inventory. Streaming video allowed more geographic and demographic targeting, although measurement across platforms was inconsistent. Search advertising </w:t>
       </w:r>
       <w:r>
         <w:lastRenderedPageBreak/>
@@ -1763,7 +1733,10 @@
     </w:p>
     <w:p>
       <w:r>
-        <w:t>Message testing had produced no dominant theme. An advertisement about household costs improved Meridian's rating on economic empathy but did little to change vote choice. A contrast advertisement on Reed's record increased concern about the opponent but also raised both candidates' unfavorable ratings. A biographical advertisement increased favorability among voters unfamiliar with Meridian, although those voters were disproportionately unlikely to participate. An abortion-rights message moved suburban women but risked crowding out economic themes. A border-security proposal improved one weak issue rating while disappointing some core supporters.</w:t>
+        <w:t>Message testing had produced no dominant theme. An advertisement about household costs improved Meridian's rating on economic empathy but did little to change vote choice. A contrast advertisement on Reed's record increased concern about the opponent but also raised both candidates' unfavorable ratings. A biographical advertisement increased favorability among voters unfamiliar with Meridian, although those voters were disproportionately unlikely to participate. An abortion-rights message moved suburban wom</w:t>
+      </w:r>
+      <w:r>
+        <w:t>en but risked crowding out economic themes. A border-security proposal improved one weak issue rating while disappointing some core supporters.</w:t>
       </w:r>
     </w:p>
     <w:p>
@@ -2403,20 +2376,15 @@
     </w:p>
     <w:p>
       <w:r>
-        <w:t xml:space="preserve">Field director Luis Ortega viewed the campaign as a capacity-building operation. Offices, organizers, volunteer leaders, canvass routes, phone banks, ballot-curing teams, and legal support had to be assembled before they were needed. A new organizer </w:t>
-      </w:r>
-      <w:proofErr w:type="gramStart"/>
-      <w:r>
-        <w:t>required</w:t>
-      </w:r>
-      <w:proofErr w:type="gramEnd"/>
-      <w:r>
-        <w:t xml:space="preserve"> recruiting, training, data access, supervision, and local relationships. Closing an office later would save less money than expected and might damage morale. Ortega therefore wanted early commitments in all seven states.</w:t>
+        <w:t>Field director Luis Ortega viewed the campaign as a capacity-building operation. Offices, organizers, volunteer leaders, canvass routes, phone banks, ballot-curing teams, and legal support had to be assembled before they were needed. A new organizer required recruiting, training, data access, supervision, and local relationships. Closing an office later would save less money than expected and might damage morale. Ortega therefore wanted early commitments in all seven states.</w:t>
       </w:r>
     </w:p>
     <w:p>
       <w:r>
-        <w:t>The strongest organization was in Northlake, where the campaign had 31 offices, 420 paid staff, and more than 18,000 volunteers who had completed at least one shift. Sonora had only 12 offices and 135 staff spread across a much larger territory. Great Plains had strong party organizations in two metropolitan areas but weak coverage in smaller industrial counties. Silver Basin had few electoral votes, yet its media markets were relatively inexpensive and its population was concentrated. Piedmont had the largest potential pool of new voters, but registration rules and rapid population growth made the voter file less reliable.</w:t>
+        <w:t>The strongest organization was in Northlake, where the campaign had 31 offices, 420 paid staff, and more than 18,000 volunteers who had completed at least one shift. Sonora had only 12 offices and 135 staff spread across a much larger territory. Great Plains had strong party organizations in two metropolitan areas but weak coverage in smaller industrial counties. Silver Basin had few electoral votes, yet its media markets were relatively inexpensive and its population was concentrated. Piedmont had the larg</w:t>
+      </w:r>
+      <w:r>
+        <w:t>est potential pool of new voters, but registration rules and rapid population growth made the voter file less reliable.</w:t>
       </w:r>
     </w:p>
     <w:p>
@@ -2440,7 +2408,6 @@
         <w:pStyle w:val="Heading2"/>
       </w:pPr>
       <w:r>
-        <w:lastRenderedPageBreak/>
         <w:t>Exhibit 4. Battleground Field Capacity</w:t>
       </w:r>
     </w:p>
@@ -3893,7 +3860,6 @@
     </w:p>
     <w:p>
       <w:r>
-        <w:lastRenderedPageBreak/>
         <w:t>At 7:40 a.m., Chen learned that an opposing group had reserved $18 million in Northlake television time, weekend donations were 22 percent below forecast, and the candidate wanted a major Sonora speech. Each request seemed reasonable alone; together, they exceeded the campaign's capacity.</w:t>
       </w:r>
     </w:p>
@@ -4354,7 +4320,195 @@
         <w:pStyle w:val="Heading1"/>
       </w:pPr>
       <w:r>
-        <w:t>Framing questions</w:t>
+        <w:t>Discussion Questions</w:t>
+      </w:r>
+    </w:p>
+    <w:p>
+      <w:pPr>
+        <w:pStyle w:val="DiscussionQuestion"/>
+        <w:numPr>
+          <w:ilvl w:val="0"/>
+          <w:numId w:val="12"/>
+        </w:numPr>
+        <w:rPr>
+          <w:sz w:val="22"/>
+        </w:rPr>
+      </w:pPr>
+      <w:r>
+        <w:rPr>
+          <w:sz w:val="22"/>
+        </w:rPr>
+        <w:t>What is the central problem facing Maya Chen, and why is it more difficult than selecting the state with the closest poll?</w:t>
+      </w:r>
+    </w:p>
+    <w:p>
+      <w:pPr>
+        <w:pStyle w:val="DiscussionQuestion"/>
+        <w:numPr>
+          <w:ilvl w:val="0"/>
+          <w:numId w:val="12"/>
+        </w:numPr>
+        <w:rPr>
+          <w:sz w:val="22"/>
+        </w:rPr>
+      </w:pPr>
+      <w:r>
+        <w:rPr>
+          <w:sz w:val="22"/>
+        </w:rPr>
+        <w:t>How should the campaign evaluate states that differ in electoral votes, polling margins, turnout, media costs, and organizational capacity?</w:t>
+      </w:r>
+    </w:p>
+    <w:p>
+      <w:pPr>
+        <w:pStyle w:val="DiscussionQuestion"/>
+        <w:numPr>
+          <w:ilvl w:val="0"/>
+          <w:numId w:val="12"/>
+        </w:numPr>
+        <w:rPr>
+          <w:sz w:val="22"/>
+        </w:rPr>
+      </w:pPr>
+      <w:r>
+        <w:rPr>
+          <w:sz w:val="22"/>
+        </w:rPr>
+        <w:t>How much money should be committed immediately, and how much should remain available for the final month?</w:t>
+      </w:r>
+    </w:p>
+    <w:p>
+      <w:pPr>
+        <w:pStyle w:val="DiscussionQuestion"/>
+        <w:numPr>
+          <w:ilvl w:val="0"/>
+          <w:numId w:val="12"/>
+        </w:numPr>
+        <w:rPr>
+          <w:sz w:val="22"/>
+        </w:rPr>
+      </w:pPr>
+      <w:r>
+        <w:rPr>
+          <w:sz w:val="22"/>
+        </w:rPr>
+        <w:t>How should candidate travel be divided among persuasion, turnout, fundraising, national media, and rapid response?</w:t>
+      </w:r>
+    </w:p>
+    <w:p>
+      <w:pPr>
+        <w:pStyle w:val="DiscussionQuestion"/>
+        <w:numPr>
+          <w:ilvl w:val="0"/>
+          <w:numId w:val="12"/>
+        </w:numPr>
+        <w:rPr>
+          <w:sz w:val="22"/>
+        </w:rPr>
+      </w:pPr>
+      <w:r>
+        <w:rPr>
+          <w:sz w:val="22"/>
+        </w:rPr>
+        <w:t>Which advertising and voter-contact channels deserve priority? What evidence would support shifting money among them?</w:t>
+      </w:r>
+    </w:p>
+    <w:p>
+      <w:pPr>
+        <w:pStyle w:val="DiscussionQuestion"/>
+        <w:numPr>
+          <w:ilvl w:val="0"/>
+          <w:numId w:val="12"/>
+        </w:numPr>
+        <w:rPr>
+          <w:sz w:val="22"/>
+        </w:rPr>
+      </w:pPr>
+      <w:r>
+        <w:rPr>
+          <w:sz w:val="22"/>
+        </w:rPr>
+        <w:t>What information should the campaign collect during the next three weeks? Which proposed polling or research activities appear most valuable?</w:t>
+      </w:r>
+    </w:p>
+    <w:p>
+      <w:pPr>
+        <w:pStyle w:val="DiscussionQuestion"/>
+        <w:numPr>
+          <w:ilvl w:val="0"/>
+          <w:numId w:val="12"/>
+        </w:numPr>
+        <w:rPr>
+          <w:sz w:val="22"/>
+        </w:rPr>
+      </w:pPr>
+      <w:r>
+        <w:rPr>
+          <w:sz w:val="22"/>
+        </w:rPr>
+        <w:t>How should the campaign distinguish a real change in voter attitudes from polling noise or a change in assumptions about turnout?</w:t>
+      </w:r>
+    </w:p>
+    <w:p>
+      <w:pPr>
+        <w:pStyle w:val="DiscussionQuestion"/>
+        <w:numPr>
+          <w:ilvl w:val="0"/>
+          <w:numId w:val="12"/>
+        </w:numPr>
+        <w:rPr>
+          <w:sz w:val="22"/>
+        </w:rPr>
+      </w:pPr>
+      <w:r>
+        <w:rPr>
+          <w:sz w:val="22"/>
+        </w:rPr>
+        <w:t>Should the campaign concentrate on a narrow path to 270 or maintain credible operations across all seven contested states?</w:t>
+      </w:r>
+    </w:p>
+    <w:p>
+      <w:pPr>
+        <w:pStyle w:val="DiscussionQuestion"/>
+        <w:numPr>
+          <w:ilvl w:val="0"/>
+          <w:numId w:val="12"/>
+        </w:numPr>
+        <w:rPr>
+          <w:sz w:val="22"/>
+        </w:rPr>
+      </w:pPr>
+      <w:r>
+        <w:rPr>
+          <w:sz w:val="22"/>
+        </w:rPr>
+        <w:t>What indicators should trigger the expansion, reduction, or closure of a state operation?</w:t>
+      </w:r>
+    </w:p>
+    <w:p>
+      <w:pPr>
+        <w:pStyle w:val="DiscussionQuestion"/>
+        <w:numPr>
+          <w:ilvl w:val="0"/>
+          <w:numId w:val="12"/>
+        </w:numPr>
+        <w:rPr>
+          <w:sz w:val="22"/>
+        </w:rPr>
+      </w:pPr>
+      <w:r>
+        <w:rPr>
+          <w:sz w:val="22"/>
+        </w:rPr>
+        <w:t>How should the campaign prepare for major news events, opponent spending, candidate health concerns, misinformation, or election-administration disruptions?</w:t>
+      </w:r>
+    </w:p>
+    <w:p>
+      <w:pPr>
+        <w:pStyle w:val="Heading1"/>
+      </w:pPr>
+      <w:r>
+        <w:t>Decision Framing Questions</w:t>
       </w:r>
     </w:p>
     <w:p>
@@ -4366,15 +4520,7 @@
         </w:numPr>
       </w:pPr>
       <w:r>
-        <w:t xml:space="preserve">Identify the different metrics that can be used to evaluate every aspect of the performance of the system?  Organize these into a pyramid to indicate </w:t>
-      </w:r>
-      <w:proofErr w:type="gramStart"/>
-      <w:r>
-        <w:t>the relative</w:t>
-      </w:r>
-      <w:proofErr w:type="gramEnd"/>
-      <w:r>
-        <w:t xml:space="preserve"> importance, following the style given here.</w:t>
+        <w:t>Identify the different metrics that can be used to evaluate every aspect of the performance of the system?  Organize these into a pyramid to indicate the relative importance, following the style given here.</w:t>
       </w:r>
     </w:p>
     <w:p>
@@ -4538,204 +4684,7 @@
         </w:numPr>
       </w:pPr>
       <w:r>
-        <w:t xml:space="preserve">Using the same </w:t>
-      </w:r>
-      <w:proofErr w:type="gramStart"/>
-      <w:r>
-        <w:t>decision</w:t>
-      </w:r>
-      <w:proofErr w:type="gramEnd"/>
-      <w:r>
-        <w:t xml:space="preserve"> you identified in (6), identify the people, departments, groups or organizations that you would need to work with to implement the decision?</w:t>
-      </w:r>
-    </w:p>
-    <w:p>
-      <w:pPr>
-        <w:pStyle w:val="Heading1"/>
-      </w:pPr>
-      <w:r>
-        <w:t>Discussion Questions</w:t>
-      </w:r>
-    </w:p>
-    <w:p>
-      <w:pPr>
-        <w:pStyle w:val="DiscussionQuestion"/>
-        <w:numPr>
-          <w:ilvl w:val="0"/>
-          <w:numId w:val="12"/>
-        </w:numPr>
-        <w:rPr>
-          <w:sz w:val="22"/>
-        </w:rPr>
-      </w:pPr>
-      <w:r>
-        <w:rPr>
-          <w:sz w:val="22"/>
-        </w:rPr>
-        <w:t>What is the central problem facing Maya Chen, and why is it more difficult than selecting the state with the closest poll?</w:t>
-      </w:r>
-    </w:p>
-    <w:p>
-      <w:pPr>
-        <w:pStyle w:val="DiscussionQuestion"/>
-        <w:numPr>
-          <w:ilvl w:val="0"/>
-          <w:numId w:val="12"/>
-        </w:numPr>
-        <w:rPr>
-          <w:sz w:val="22"/>
-        </w:rPr>
-      </w:pPr>
-      <w:r>
-        <w:rPr>
-          <w:sz w:val="22"/>
-        </w:rPr>
-        <w:t>How should the campaign evaluate states that differ in electoral votes, polling margins, turnout, media costs, and organizational capacity?</w:t>
-      </w:r>
-    </w:p>
-    <w:p>
-      <w:pPr>
-        <w:pStyle w:val="DiscussionQuestion"/>
-        <w:numPr>
-          <w:ilvl w:val="0"/>
-          <w:numId w:val="12"/>
-        </w:numPr>
-        <w:rPr>
-          <w:sz w:val="22"/>
-        </w:rPr>
-      </w:pPr>
-      <w:r>
-        <w:rPr>
-          <w:sz w:val="22"/>
-        </w:rPr>
-        <w:t>How much money should be committed immediately, and how much should remain available for the final month?</w:t>
-      </w:r>
-    </w:p>
-    <w:p>
-      <w:pPr>
-        <w:pStyle w:val="DiscussionQuestion"/>
-        <w:numPr>
-          <w:ilvl w:val="0"/>
-          <w:numId w:val="12"/>
-        </w:numPr>
-        <w:rPr>
-          <w:sz w:val="22"/>
-        </w:rPr>
-      </w:pPr>
-      <w:r>
-        <w:rPr>
-          <w:sz w:val="22"/>
-        </w:rPr>
-        <w:t>How should candidate travel be divided among persuasion, turnout, fundraising, national media, and rapid response?</w:t>
-      </w:r>
-    </w:p>
-    <w:p>
-      <w:pPr>
-        <w:pStyle w:val="DiscussionQuestion"/>
-        <w:numPr>
-          <w:ilvl w:val="0"/>
-          <w:numId w:val="12"/>
-        </w:numPr>
-        <w:rPr>
-          <w:sz w:val="22"/>
-        </w:rPr>
-      </w:pPr>
-      <w:r>
-        <w:rPr>
-          <w:sz w:val="22"/>
-        </w:rPr>
-        <w:t>Which advertising and voter-contact channels deserve priority? What evidence would support shifting money among them?</w:t>
-      </w:r>
-    </w:p>
-    <w:p>
-      <w:pPr>
-        <w:pStyle w:val="DiscussionQuestion"/>
-        <w:numPr>
-          <w:ilvl w:val="0"/>
-          <w:numId w:val="12"/>
-        </w:numPr>
-        <w:rPr>
-          <w:sz w:val="22"/>
-        </w:rPr>
-      </w:pPr>
-      <w:r>
-        <w:rPr>
-          <w:sz w:val="22"/>
-        </w:rPr>
-        <w:lastRenderedPageBreak/>
-        <w:t>What information should the campaign collect during the next three weeks? Which proposed polling or research activities appear most valuable?</w:t>
-      </w:r>
-    </w:p>
-    <w:p>
-      <w:pPr>
-        <w:pStyle w:val="DiscussionQuestion"/>
-        <w:numPr>
-          <w:ilvl w:val="0"/>
-          <w:numId w:val="12"/>
-        </w:numPr>
-        <w:rPr>
-          <w:sz w:val="22"/>
-        </w:rPr>
-      </w:pPr>
-      <w:r>
-        <w:rPr>
-          <w:sz w:val="22"/>
-        </w:rPr>
-        <w:t>How should the campaign distinguish a real change in voter attitudes from polling noise or a change in assumptions about turnout?</w:t>
-      </w:r>
-    </w:p>
-    <w:p>
-      <w:pPr>
-        <w:pStyle w:val="DiscussionQuestion"/>
-        <w:numPr>
-          <w:ilvl w:val="0"/>
-          <w:numId w:val="12"/>
-        </w:numPr>
-        <w:rPr>
-          <w:sz w:val="22"/>
-        </w:rPr>
-      </w:pPr>
-      <w:r>
-        <w:rPr>
-          <w:sz w:val="22"/>
-        </w:rPr>
-        <w:t>Should the campaign concentrate on a narrow path to 270 or maintain credible operations across all seven contested states?</w:t>
-      </w:r>
-    </w:p>
-    <w:p>
-      <w:pPr>
-        <w:pStyle w:val="DiscussionQuestion"/>
-        <w:numPr>
-          <w:ilvl w:val="0"/>
-          <w:numId w:val="12"/>
-        </w:numPr>
-        <w:rPr>
-          <w:sz w:val="22"/>
-        </w:rPr>
-      </w:pPr>
-      <w:r>
-        <w:rPr>
-          <w:sz w:val="22"/>
-        </w:rPr>
-        <w:t>What indicators should trigger the expansion, reduction, or closure of a state operation?</w:t>
-      </w:r>
-    </w:p>
-    <w:p>
-      <w:pPr>
-        <w:pStyle w:val="DiscussionQuestion"/>
-        <w:numPr>
-          <w:ilvl w:val="0"/>
-          <w:numId w:val="12"/>
-        </w:numPr>
-        <w:rPr>
-          <w:sz w:val="22"/>
-        </w:rPr>
-      </w:pPr>
-      <w:r>
-        <w:rPr>
-          <w:sz w:val="22"/>
-        </w:rPr>
-        <w:t>How should the campaign prepare for major news events, opponent spending, candidate health concerns, misinformation, or election-administration disruptions?</w:t>
+        <w:t>Using the same decision you identified in (6), identify the people, departments, groups or organizations that you would need to work with to implement the decision?</w:t>
       </w:r>
     </w:p>
     <w:p>
@@ -4751,7 +4700,10 @@
         <w:pStyle w:val="SourceNoteText"/>
       </w:pPr>
       <w:r>
-        <w:t>The campaign, candidates, parties, staff, polling estimates, financial forecasts, and exhibits are fictional. The conceptual foundation is the “Running a presidential election” section of Warren B. Powell, Bridging Decision Problems, Volume I, Chapter 2. That section describes presidential campaigning as a budget-constrained operational problem involving candidate and staff deployment, information collection, message dissemination, advertising, field offices, polling, donations, expenditures, changing favorability, poll bias, news events, opponent attacks, outside spending, and candidate health.</w:t>
+        <w:t>The campaign, candidates, parties, staff, polling estimates, financial forecasts, and exhibits are fictional. The conceptual foundation is the “Running a presidential election” section of Warren B. Powell, Bridging Decision Problems, Volume I, Chapter 2. That section describes presidential campaigning as a budget-constrained operational problem involving candidate and staff deployment, information collection, message dissemination, advertising, field offices, polling, donations, expenditures, changing favor</w:t>
+      </w:r>
+      <w:r>
+        <w:t>ability, poll bias, news events, opponent attacks, outside spending, and candidate health.</w:t>
       </w:r>
     </w:p>
     <w:p>
@@ -4759,7 +4711,10 @@
         <w:pStyle w:val="SourceNoteText"/>
       </w:pPr>
       <w:r>
-        <w:t>Public context: The U.S. Census Bureau reported that 174 million citizens of voting age were registered and 154 million voted in the 2024 presidential election, for a turnout rate of 65.3 percent; 39.6 percent voted in person on Election Day, 30.7 percent voted early in person, and 29.0 percent voted by mail. The Federal Election Commission reported an official 2024 result of 312 to 226 electoral votes and 155,238,302 total votes cast for presidential candidates. FEC summaries also show that federal candidates, parties, and political committees handled many billions of dollars during the 2023-2024 cycle. Sources: U.S. Census Bureau, “2024 Presidential Election Voting and Registration Tables Now Available” (April 30, 2025); Federal Election Commission, “Official 2024 Presidential General Election Results”; and FEC, “Statistical Summary of 24-Month Campaign Activity of the 2023-2024 Election Cycle” (April 23, 2025).</w:t>
+        <w:t>Public context: The U.S. Census Bureau reported that 174 million citizens of voting age were registered and 154 million voted in the 2024 presidential election, for a turnout rate of 65.3 percent; 39.6 percent voted in person on Election Day, 30.7 percent voted early in person, and 29.0 percent voted by mail. The Federal Election Commission reported an official 2024 result of 312 to 226 electoral votes and 155,238,302 total votes cast for presidential candidates. FEC summaries also show that federal candida</w:t>
+      </w:r>
+      <w:r>
+        <w:t>tes, parties, and political committees handled many billions of dollars during the 2023-2024 cycle. Sources: U.S. Census Bureau, “2024 Presidential Election Voting and Registration Tables Now Available” (April 30, 2025); Federal Election Commission, “Official 2024 Presidential General Election Results”; and FEC, “Statistical Summary of 24-Month Campaign Activity of the 2023-2024 Election Cycle” (April 23, 2025).</w:t>
       </w:r>
     </w:p>
     <w:p>
@@ -4783,7 +4738,6 @@
         <w:pStyle w:val="Heading1"/>
       </w:pPr>
       <w:r>
-        <w:lastRenderedPageBreak/>
         <w:t>ChatGPT notes</w:t>
       </w:r>
     </w:p>
@@ -4797,15 +4751,7 @@
     </w:p>
     <w:p>
       <w:r>
-        <w:t xml:space="preserve">Write a </w:t>
-      </w:r>
-      <w:proofErr w:type="gramStart"/>
-      <w:r>
-        <w:t>4-6 page</w:t>
-      </w:r>
-      <w:proofErr w:type="gramEnd"/>
-      <w:r>
-        <w:t xml:space="preserve"> case study based on the material in the section at https://warrenpowell.org/bridging-vol1/chapter-2/#presidentialelection. Create a context based on the metrics, decisions and uncertainties in the section, but without explicitly calling attention to them. motivate your case problem with data.</w:t>
+        <w:t>Write a 4-6 page case study based on the material in the section at https://warrenpowell.org/bridging-vol1/chapter-2/#presidentialelection. Create a context based on the metrics, decisions and uncertainties in the section, but without explicitly calling attention to them. motivate your case problem with data.</w:t>
       </w:r>
     </w:p>
     <w:p>
@@ -4818,15 +4764,7 @@
     </w:p>
     <w:p>
       <w:r>
-        <w:t xml:space="preserve">The case </w:t>
-      </w:r>
-      <w:proofErr w:type="gramStart"/>
-      <w:r>
-        <w:t>places</w:t>
-      </w:r>
-      <w:proofErr w:type="gramEnd"/>
-      <w:r>
-        <w:t xml:space="preserve"> a fictional presidential campaign eleven weeks before Election Day, with 93 electoral votes spread across seven contested states. It explores competing demands for candidate travel, advertising, field offices, polling, fundraising, voter mobilization, and financial reserves without identifying a preferred strategy.</w:t>
+        <w:t>The case places a fictional presidential campaign eleven weeks before Election Day, with 93 electoral votes spread across seven contested states. It explores competing demands for candidate travel, advertising, field offices, polling, fundraising, voter mobilization, and financial reserves without identifying a preferred strategy.</w:t>
       </w:r>
     </w:p>
     <w:p/>

--- a/assets/cases/Meridian_Campaign_Electoral_Map_Case.docx
+++ b/assets/cases/Meridian_Campaign_Electoral_Map_Case.docx
@@ -4520,41 +4520,7 @@
         </w:numPr>
       </w:pPr>
       <w:r>
-        <w:t>Identify the different metrics that can be used to evaluate every aspect of the performance of the system?  Organize these into a pyramid to indicate the relative importance, following the style given here.</w:t>
-      </w:r>
-    </w:p>
-    <w:p>
-      <w:pPr>
-        <w:pStyle w:val="ListParagraph"/>
-        <w:numPr>
-          <w:ilvl w:val="0"/>
-          <w:numId w:val="10"/>
-        </w:numPr>
-      </w:pPr>
-      <w:r>
-        <w:t xml:space="preserve">What are the types of decisions? Use the </w:t>
-      </w:r>
-      <w:hyperlink r:id="rId8" w:anchor="types-of-decision-settings" w:history="1">
-        <w:r>
-          <w:rPr>
-            <w:rStyle w:val="Hyperlink"/>
-          </w:rPr>
-          <w:t>list of decision types here as a guide</w:t>
-        </w:r>
-      </w:hyperlink>
-      <w:r>
-        <w:t xml:space="preserve">, illustrated by the </w:t>
-      </w:r>
-      <w:hyperlink r:id="rId9" w:anchor="from-apps-to-types" w:history="1">
-        <w:r>
-          <w:rPr>
-            <w:rStyle w:val="Hyperlink"/>
-          </w:rPr>
-          <w:t>applications here</w:t>
-        </w:r>
-      </w:hyperlink>
-      <w:r>
-        <w:t xml:space="preserve">.  </w:t>
+        <w:t xml:space="preserve">Identify and describe the responsibilities of the decision maker. This should set the scope of the problem.</w:t>
       </w:r>
     </w:p>
     <w:p>
@@ -4568,16 +4534,16 @@
       <w:r>
         <w:t xml:space="preserve">Use the </w:t>
       </w:r>
-      <w:hyperlink r:id="rId10" w:history="1">
+      <w:hyperlink r:id="rId16">
         <w:r>
           <w:rPr>
             <w:rStyle w:val="Hyperlink"/>
           </w:rPr>
-          <w:t>interactive framing matrix here</w:t>
+          <w:t xml:space="preserve">metrics pyramid tool</w:t>
         </w:r>
       </w:hyperlink>
       <w:r>
-        <w:t xml:space="preserve"> to fill out the performance metrics along the top (from most to least important) followed by the list of decisions (in any order).  Use your judgment to assess whether the impact of each decision on each metric is H (high impact), M (medium), L (low) or N (none).  Finally, use the resulting matrix to rank the decisions in terms of their impact on the most important metrics.</w:t>
+        <w:t xml:space="preserve"> to identify and prioritize the different performance metrics. Click on the oval holding the metric to identify whether it is a metric to be maximized (green), minimized (red), a target that is a floor (light green) or a ceiling (light red), or finally a target (purple).</w:t>
       </w:r>
     </w:p>
     <w:p>
@@ -4589,18 +4555,29 @@
         </w:numPr>
       </w:pPr>
       <w:r>
-        <w:t xml:space="preserve">What are the different sources of uncertainty?  Use the </w:t>
+        <w:t xml:space="preserve">Use the </w:t>
       </w:r>
-      <w:hyperlink r:id="rId11" w:anchor="categories" w:history="1">
+      <w:hyperlink r:id="rId17">
         <w:r>
           <w:rPr>
             <w:rStyle w:val="Hyperlink"/>
           </w:rPr>
-          <w:t>12 categories of uncertainty here as a guide</w:t>
+          <w:t xml:space="preserve">decision prioritization tool</w:t>
         </w:r>
       </w:hyperlink>
       <w:r>
-        <w:t>.</w:t>
+        <w:t xml:space="preserve"> to first list the different types of decisions (use the </w:t>
+      </w:r>
+      <w:hyperlink r:id="rId18">
+        <w:r>
+          <w:rPr>
+            <w:rStyle w:val="Hyperlink"/>
+          </w:rPr>
+          <w:t xml:space="preserve">types of decisions</w:t>
+        </w:r>
+      </w:hyperlink>
+      <w:r>
+        <w:t xml:space="preserve"> as a guide). These will then populate the rows of the matrix to the right, where the columns are the performance metrics sorted left to right by the priority in the pyramid above. Click on each cell to indicate if the impact of the decision on each metric is high (red), medium (orange), low (yellow) or none (white).</w:t>
       </w:r>
     </w:p>
     <w:p>
@@ -4612,7 +4589,53 @@
         </w:numPr>
       </w:pPr>
       <w:r>
-        <w:t>Repeat the exercise in (3), but this time using uncertainties instead of decisions.</w:t>
+        <w:t xml:space="preserve">You can grab the handle (three bars) farthest to the left on each row to move it up or down. Sort the rows so that the decisions with the greatest impact on the most important metrics are toward the top. The cells in the upper left-hand corner should have the greatest concentration of red and orange cells. At this point identify the decisions that should receive the most attention in your study. If you do not have any decisions with a medium or high impact on the most important metrics, revisit your list of decisions.</w:t>
+      </w:r>
+    </w:p>
+    <w:p>
+      <w:pPr>
+        <w:pStyle w:val="ListParagraph"/>
+        <w:numPr>
+          <w:ilvl w:val="0"/>
+          <w:numId w:val="10"/>
+        </w:numPr>
+      </w:pPr>
+      <w:r>
+        <w:t xml:space="preserve">Repeat the process to list and prioritize the uncertainties using the </w:t>
+      </w:r>
+      <w:hyperlink r:id="rId19">
+        <w:r>
+          <w:rPr>
+            <w:rStyle w:val="Hyperlink"/>
+          </w:rPr>
+          <w:t xml:space="preserve">uncertainty prioritization tool</w:t>
+        </w:r>
+      </w:hyperlink>
+      <w:r>
+        <w:t xml:space="preserve">. Use the </w:t>
+      </w:r>
+      <w:hyperlink r:id="rId20">
+        <w:r>
+          <w:rPr>
+            <w:rStyle w:val="Hyperlink"/>
+          </w:rPr>
+          <w:t xml:space="preserve">categories of uncertainty</w:t>
+        </w:r>
+      </w:hyperlink>
+      <w:r>
+        <w:t xml:space="preserve"> to help you identify these.</w:t>
+      </w:r>
+    </w:p>
+    <w:p>
+      <w:pPr>
+        <w:pStyle w:val="ListParagraph"/>
+        <w:numPr>
+          <w:ilvl w:val="0"/>
+          <w:numId w:val="10"/>
+        </w:numPr>
+      </w:pPr>
+      <w:r>
+        <w:t xml:space="preserve">It is important to differentiate uncertainties that can be evaluated on average, or as risk events:</w:t>
       </w:r>
     </w:p>
     <w:p>
@@ -4624,7 +4647,7 @@
         </w:numPr>
       </w:pPr>
       <w:r>
-        <w:t>Which sources of uncertainty would be captured using average performance over time?</w:t>
+        <w:t xml:space="preserve">Which sources of uncertainty would be captured using average performance over time?</w:t>
       </w:r>
     </w:p>
     <w:p>
@@ -4636,7 +4659,7 @@
         </w:numPr>
       </w:pPr>
       <w:r>
-        <w:t>Which sources of uncertainty represent forms of risk that are not properly captured using averages?</w:t>
+        <w:t xml:space="preserve">Which sources of uncertainty represent forms of risk that are not properly captured using averages?</w:t>
       </w:r>
     </w:p>
     <w:p>
@@ -4648,7 +4671,7 @@
         </w:numPr>
       </w:pPr>
       <w:r>
-        <w:t xml:space="preserve">Choose the single decision that seems to have the highest impact on the most important metric.  </w:t>
+        <w:t xml:space="preserve">Choose the single decision that seems to have the highest impact on the most important metric.</w:t>
       </w:r>
     </w:p>
     <w:p>
@@ -4660,7 +4683,7 @@
         </w:numPr>
       </w:pPr>
       <w:r>
-        <w:t>What approach do you think you would use to make this decision?</w:t>
+        <w:t xml:space="preserve">What approach do you think you would use to make this decision?</w:t>
       </w:r>
     </w:p>
     <w:p>
@@ -4672,7 +4695,7 @@
         </w:numPr>
       </w:pPr>
       <w:r>
-        <w:t>What data appears to be necessary to make this decision, including the calculation of any performance metrics where the decision would have a high or medium impact.</w:t>
+        <w:t xml:space="preserve">What data appears to be necessary to make this decision, including the calculation of any performance metrics where the decision would have a high or medium impact.</w:t>
       </w:r>
     </w:p>
     <w:p>
@@ -4684,7 +4707,7 @@
         </w:numPr>
       </w:pPr>
       <w:r>
-        <w:t>Using the same decision you identified in (6), identify the people, departments, groups or organizations that you would need to work with to implement the decision?</w:t>
+        <w:t xml:space="preserve">Using the same decision you identified in (7), identify the people, departments, groups or organizations that you would need to work with to implement the decision.</w:t>
       </w:r>
     </w:p>
     <w:p>
